--- a/Claude AI Web Python Create.docx
+++ b/Claude AI Web Python Create.docx
@@ -33,6 +33,200 @@
           <w:sz w:val="28"/>
           <w:szCs w:val="28"/>
         </w:rPr>
+        <w:t xml:space="preserve">Ai </w:t>
+      </w:r>
+      <w:proofErr w:type="spellStart"/>
+      <w:r>
+        <w:rPr>
+          <w:rFonts w:ascii="Times New Roman" w:hAnsi="Times New Roman" w:cs="Times New Roman"/>
+          <w:sz w:val="28"/>
+          <w:szCs w:val="28"/>
+        </w:rPr>
+        <w:t>sử</w:t>
+      </w:r>
+      <w:proofErr w:type="spellEnd"/>
+      <w:r>
+        <w:rPr>
+          <w:rFonts w:ascii="Times New Roman" w:hAnsi="Times New Roman" w:cs="Times New Roman"/>
+          <w:sz w:val="28"/>
+          <w:szCs w:val="28"/>
+        </w:rPr>
+        <w:t xml:space="preserve"> </w:t>
+      </w:r>
+      <w:proofErr w:type="spellStart"/>
+      <w:r>
+        <w:rPr>
+          <w:rFonts w:ascii="Times New Roman" w:hAnsi="Times New Roman" w:cs="Times New Roman"/>
+          <w:sz w:val="28"/>
+          <w:szCs w:val="28"/>
+        </w:rPr>
+        <w:t>dụng</w:t>
+      </w:r>
+      <w:proofErr w:type="spellEnd"/>
+      <w:r>
+        <w:rPr>
+          <w:rFonts w:ascii="Times New Roman" w:hAnsi="Times New Roman" w:cs="Times New Roman"/>
+          <w:sz w:val="28"/>
+          <w:szCs w:val="28"/>
+        </w:rPr>
+        <w:t>: Claude AI</w:t>
+      </w:r>
+    </w:p>
+    <w:p>
+      <w:pPr>
+        <w:rPr>
+          <w:rFonts w:ascii="Times New Roman" w:hAnsi="Times New Roman" w:cs="Times New Roman"/>
+          <w:sz w:val="28"/>
+          <w:szCs w:val="28"/>
+        </w:rPr>
+      </w:pPr>
+      <w:hyperlink r:id="rId4" w:history="1">
+        <w:r>
+          <w:rPr>
+            <w:rStyle w:val="Hyperlink"/>
+            <w:rFonts w:ascii="Times New Roman" w:hAnsi="Times New Roman" w:cs="Times New Roman"/>
+            <w:sz w:val="28"/>
+            <w:szCs w:val="28"/>
+          </w:rPr>
+          <w:t xml:space="preserve">Trang web </w:t>
+        </w:r>
+        <w:proofErr w:type="spellStart"/>
+        <w:r>
+          <w:rPr>
+            <w:rStyle w:val="Hyperlink"/>
+            <w:rFonts w:ascii="Times New Roman" w:hAnsi="Times New Roman" w:cs="Times New Roman"/>
+            <w:sz w:val="28"/>
+            <w:szCs w:val="28"/>
+          </w:rPr>
+          <w:t>với</w:t>
+        </w:r>
+        <w:proofErr w:type="spellEnd"/>
+        <w:r>
+          <w:rPr>
+            <w:rStyle w:val="Hyperlink"/>
+            <w:rFonts w:ascii="Times New Roman" w:hAnsi="Times New Roman" w:cs="Times New Roman"/>
+            <w:sz w:val="28"/>
+            <w:szCs w:val="28"/>
+          </w:rPr>
+          <w:t xml:space="preserve"> </w:t>
+        </w:r>
+        <w:proofErr w:type="spellStart"/>
+        <w:r>
+          <w:rPr>
+            <w:rStyle w:val="Hyperlink"/>
+            <w:rFonts w:ascii="Times New Roman" w:hAnsi="Times New Roman" w:cs="Times New Roman"/>
+            <w:sz w:val="28"/>
+            <w:szCs w:val="28"/>
+          </w:rPr>
+          <w:t>xác</w:t>
+        </w:r>
+        <w:proofErr w:type="spellEnd"/>
+        <w:r>
+          <w:rPr>
+            <w:rStyle w:val="Hyperlink"/>
+            <w:rFonts w:ascii="Times New Roman" w:hAnsi="Times New Roman" w:cs="Times New Roman"/>
+            <w:sz w:val="28"/>
+            <w:szCs w:val="28"/>
+          </w:rPr>
+          <w:t xml:space="preserve"> </w:t>
+        </w:r>
+        <w:proofErr w:type="spellStart"/>
+        <w:r>
+          <w:rPr>
+            <w:rStyle w:val="Hyperlink"/>
+            <w:rFonts w:ascii="Times New Roman" w:hAnsi="Times New Roman" w:cs="Times New Roman"/>
+            <w:sz w:val="28"/>
+            <w:szCs w:val="28"/>
+          </w:rPr>
+          <w:t>thực</w:t>
+        </w:r>
+        <w:proofErr w:type="spellEnd"/>
+        <w:r>
+          <w:rPr>
+            <w:rStyle w:val="Hyperlink"/>
+            <w:rFonts w:ascii="Times New Roman" w:hAnsi="Times New Roman" w:cs="Times New Roman"/>
+            <w:sz w:val="28"/>
+            <w:szCs w:val="28"/>
+          </w:rPr>
+          <w:t xml:space="preserve"> </w:t>
+        </w:r>
+        <w:proofErr w:type="spellStart"/>
+        <w:r>
+          <w:rPr>
+            <w:rStyle w:val="Hyperlink"/>
+            <w:rFonts w:ascii="Times New Roman" w:hAnsi="Times New Roman" w:cs="Times New Roman"/>
+            <w:sz w:val="28"/>
+            <w:szCs w:val="28"/>
+          </w:rPr>
+          <w:t>người</w:t>
+        </w:r>
+        <w:proofErr w:type="spellEnd"/>
+        <w:r>
+          <w:rPr>
+            <w:rStyle w:val="Hyperlink"/>
+            <w:rFonts w:ascii="Times New Roman" w:hAnsi="Times New Roman" w:cs="Times New Roman"/>
+            <w:sz w:val="28"/>
+            <w:szCs w:val="28"/>
+          </w:rPr>
+          <w:t xml:space="preserve"> </w:t>
+        </w:r>
+        <w:proofErr w:type="spellStart"/>
+        <w:r>
+          <w:rPr>
+            <w:rStyle w:val="Hyperlink"/>
+            <w:rFonts w:ascii="Times New Roman" w:hAnsi="Times New Roman" w:cs="Times New Roman"/>
+            <w:sz w:val="28"/>
+            <w:szCs w:val="28"/>
+          </w:rPr>
+          <w:t>dùng</w:t>
+        </w:r>
+        <w:proofErr w:type="spellEnd"/>
+        <w:r>
+          <w:rPr>
+            <w:rStyle w:val="Hyperlink"/>
+            <w:rFonts w:ascii="Times New Roman" w:hAnsi="Times New Roman" w:cs="Times New Roman"/>
+            <w:sz w:val="28"/>
+            <w:szCs w:val="28"/>
+          </w:rPr>
+          <w:t xml:space="preserve"> </w:t>
+        </w:r>
+        <w:proofErr w:type="spellStart"/>
+        <w:r>
+          <w:rPr>
+            <w:rStyle w:val="Hyperlink"/>
+            <w:rFonts w:ascii="Times New Roman" w:hAnsi="Times New Roman" w:cs="Times New Roman"/>
+            <w:sz w:val="28"/>
+            <w:szCs w:val="28"/>
+          </w:rPr>
+          <w:t>bằng</w:t>
+        </w:r>
+        <w:proofErr w:type="spellEnd"/>
+        <w:r>
+          <w:rPr>
+            <w:rStyle w:val="Hyperlink"/>
+            <w:rFonts w:ascii="Times New Roman" w:hAnsi="Times New Roman" w:cs="Times New Roman"/>
+            <w:sz w:val="28"/>
+            <w:szCs w:val="28"/>
+          </w:rPr>
+          <w:t xml:space="preserve"> Python - Claude</w:t>
+        </w:r>
+      </w:hyperlink>
+    </w:p>
+    <w:p>
+      <w:pPr>
+        <w:rPr>
+          <w:rFonts w:ascii="Times New Roman" w:hAnsi="Times New Roman" w:cs="Times New Roman"/>
+          <w:sz w:val="28"/>
+          <w:szCs w:val="28"/>
+        </w:rPr>
+      </w:pPr>
+      <w:r>
+        <w:rPr>
+          <w:rFonts w:ascii="Times New Roman" w:hAnsi="Times New Roman" w:cs="Times New Roman"/>
+          <w:noProof/>
+          <w:sz w:val="28"/>
+          <w:szCs w:val="28"/>
+        </w:rPr>
         <w:drawing>
           <wp:inline distT="0" distB="0" distL="0" distR="0" wp14:anchorId="15932719" wp14:editId="47384199">
             <wp:extent cx="5943600" cy="3343275"/>
@@ -49,7 +243,7 @@
                     <pic:cNvPicPr/>
                   </pic:nvPicPr>
                   <pic:blipFill>
-                    <a:blip r:embed="rId4"/>
+                    <a:blip r:embed="rId5"/>
                     <a:stretch>
                       <a:fillRect/>
                     </a:stretch>
@@ -81,6 +275,7 @@
       <w:r>
         <w:rPr>
           <w:rFonts w:ascii="Times New Roman" w:hAnsi="Times New Roman" w:cs="Times New Roman"/>
+          <w:noProof/>
           <w:sz w:val="28"/>
           <w:szCs w:val="28"/>
         </w:rPr>
@@ -100,7 +295,7 @@
                     <pic:cNvPicPr/>
                   </pic:nvPicPr>
                   <pic:blipFill>
-                    <a:blip r:embed="rId5"/>
+                    <a:blip r:embed="rId6"/>
                     <a:stretch>
                       <a:fillRect/>
                     </a:stretch>
@@ -734,7 +929,6 @@
   <w:style w:type="character" w:default="1" w:styleId="DefaultParagraphFont">
     <w:name w:val="Default Paragraph Font"/>
     <w:uiPriority w:val="1"/>
-    <w:semiHidden/>
     <w:unhideWhenUsed/>
   </w:style>
   <w:style w:type="table" w:default="1" w:styleId="TableNormal">
@@ -1046,6 +1240,29 @@
       <w:smallCaps/>
       <w:color w:val="0F4761" w:themeColor="accent1" w:themeShade="BF"/>
       <w:spacing w:val="5"/>
+    </w:rPr>
+  </w:style>
+  <w:style w:type="character" w:styleId="Hyperlink">
+    <w:name w:val="Hyperlink"/>
+    <w:basedOn w:val="DefaultParagraphFont"/>
+    <w:uiPriority w:val="99"/>
+    <w:unhideWhenUsed/>
+    <w:rsid w:val="00953C3C"/>
+    <w:rPr>
+      <w:color w:val="467886" w:themeColor="hyperlink"/>
+      <w:u w:val="single"/>
+    </w:rPr>
+  </w:style>
+  <w:style w:type="character" w:styleId="UnresolvedMention">
+    <w:name w:val="Unresolved Mention"/>
+    <w:basedOn w:val="DefaultParagraphFont"/>
+    <w:uiPriority w:val="99"/>
+    <w:semiHidden/>
+    <w:unhideWhenUsed/>
+    <w:rsid w:val="00953C3C"/>
+    <w:rPr>
+      <w:color w:val="605E5C"/>
+      <w:shd w:val="clear" w:color="auto" w:fill="E1DFDD"/>
     </w:rPr>
   </w:style>
 </w:styles>
